--- a/docs/manuscrito/manuscrito_es.docx
+++ b/docs/manuscrito/manuscrito_es.docx
@@ -6976,7 +6976,7 @@
       <w:r>
         <w:drawing>
           <wp:inline>
-            <wp:extent cx="5334000" cy="2147771"/>
+            <wp:extent cx="5334000" cy="2681955"/>
             <wp:effectExtent b="0" l="0" r="0" t="0"/>
             <wp:docPr descr="Figura 7. Validación con imagen real. (a) EAM de cada rasgo en vídeo real a resolución nativa y reducido a tamaños de jugador de retransmisión. (b) Gemelo digital: EAM predicho al simular cada grabación con su propia geometría de cámara frente al EAM medido con las imágenes reales, para tres modelos de error 2D." title="" id="58" name="Picture"/>
             <a:graphic>
@@ -6997,7 +6997,7 @@
                   <pic:spPr bwMode="auto">
                     <a:xfrm>
                       <a:off x="0" y="0"/>
-                      <a:ext cx="5334000" cy="2147771"/>
+                      <a:ext cx="5334000" cy="2681955"/>
                     </a:xfrm>
                     <a:prstGeom prst="rect">
                       <a:avLst/>
@@ -7204,7 +7204,7 @@
       <w:r>
         <w:drawing>
           <wp:inline>
-            <wp:extent cx="5334000" cy="1923960"/>
+            <wp:extent cx="5334000" cy="2189629"/>
             <wp:effectExtent b="0" l="0" r="0" t="0"/>
             <wp:docPr descr="Figura 8. Cargas articulares de la pierna de golpeo. (a) Momento flexor máximo de cadera en laboratorio frente a la velocidad máxima del tobillo de golpeo (validez de constructo). (b) Momento flexor máximo de cadera desde vídeo de tipo retransmisión (80 px, 25 fps, vistas de repetición) frente a la referencia de laboratorio. (c) Lesiones necesarias para detectar un cociente de riesgos dado por DE de la carga verdadera en función de la fiabilidad λ del índice medido; líneas horizontales: lesiones que acumularía toda la liga en una temporada con dos incidencias supuestas." title="" id="63" name="Picture"/>
             <a:graphic>
@@ -7225,7 +7225,7 @@
                   <pic:spPr bwMode="auto">
                     <a:xfrm>
                       <a:off x="0" y="0"/>
-                      <a:ext cx="5334000" cy="1923960"/>
+                      <a:ext cx="5334000" cy="2189629"/>
                     </a:xfrm>
                     <a:prstGeom prst="rect">
                       <a:avLst/>

--- a/docs/manuscrito/manuscrito_es.docx
+++ b/docs/manuscrito/manuscrito_es.docx
@@ -4136,7 +4136,7 @@
         <w:t xml:space="preserve">python -m pytest</w:t>
       </w:r>
       <w:r>
-        <w:t xml:space="preserve">). El código, los resultados numéricos agregados y las figuras están disponibles en https://github.com/[usuario]/broadcast-kick-biomechanics.</w:t>
+        <w:t xml:space="preserve">). El código, los resultados numéricos agregados y las figuras están disponibles en https://github.com/convderover/broadcast-kick-biomechanics.</w:t>
       </w:r>
     </w:p>
     <w:p>
